--- a/projects/backstoppersPod/summary.docx
+++ b/projects/backstoppersPod/summary.docx
@@ -7,12 +7,18 @@
         <w:rPr>
           <w:b/>
           <w:bCs/>
+          <w:sz w:val="20"/>
+          <w:szCs w:val="20"/>
+          <w:u w:val="single"/>
         </w:rPr>
       </w:pPr>
       <w:r>
         <w:rPr>
           <w:b/>
           <w:bCs/>
+          <w:sz w:val="20"/>
+          <w:szCs w:val="20"/>
+          <w:u w:val="single"/>
         </w:rPr>
         <w:t xml:space="preserve">Key </w:t>
       </w:r>
@@ -20,6 +26,9 @@
         <w:rPr>
           <w:b/>
           <w:bCs/>
+          <w:sz w:val="20"/>
+          <w:szCs w:val="20"/>
+          <w:u w:val="single"/>
         </w:rPr>
         <w:t>Team Stats</w:t>
       </w:r>
@@ -27,6 +36,9 @@
         <w:rPr>
           <w:b/>
           <w:bCs/>
+          <w:sz w:val="20"/>
+          <w:szCs w:val="20"/>
+          <w:u w:val="single"/>
         </w:rPr>
         <w:t xml:space="preserve"> &amp; How they Relate to 2026 Performance</w:t>
       </w:r>
@@ -38,8 +50,16 @@
           <w:ilvl w:val="0"/>
           <w:numId w:val="4"/>
         </w:numPr>
-      </w:pPr>
-      <w:r>
+        <w:rPr>
+          <w:sz w:val="20"/>
+          <w:szCs w:val="20"/>
+        </w:rPr>
+      </w:pPr>
+      <w:r>
+        <w:rPr>
+          <w:sz w:val="20"/>
+          <w:szCs w:val="20"/>
+        </w:rPr>
         <w:t>Teams with high gains &amp; high gains to goal + low turnovers tend to be successful and reflect ladder position</w:t>
       </w:r>
     </w:p>
@@ -50,16 +70,32 @@
           <w:ilvl w:val="1"/>
           <w:numId w:val="4"/>
         </w:numPr>
-      </w:pPr>
-      <w:r>
+        <w:rPr>
+          <w:sz w:val="20"/>
+          <w:szCs w:val="20"/>
+        </w:rPr>
+      </w:pPr>
+      <w:r>
+        <w:rPr>
+          <w:sz w:val="20"/>
+          <w:szCs w:val="20"/>
+        </w:rPr>
         <w:t xml:space="preserve">In 2026, Thunderbirds #1 for average gains &amp; </w:t>
       </w:r>
       <w:proofErr w:type="gramStart"/>
       <w:r>
+        <w:rPr>
+          <w:sz w:val="20"/>
+          <w:szCs w:val="20"/>
+        </w:rPr>
         <w:t>gain</w:t>
       </w:r>
       <w:proofErr w:type="gramEnd"/>
       <w:r>
+        <w:rPr>
+          <w:sz w:val="20"/>
+          <w:szCs w:val="20"/>
+        </w:rPr>
         <w:t xml:space="preserve"> to goal; #1 for least general play turnovers</w:t>
       </w:r>
     </w:p>
@@ -70,8 +106,16 @@
           <w:ilvl w:val="1"/>
           <w:numId w:val="4"/>
         </w:numPr>
-      </w:pPr>
-      <w:r>
+        <w:rPr>
+          <w:sz w:val="20"/>
+          <w:szCs w:val="20"/>
+        </w:rPr>
+      </w:pPr>
+      <w:r>
+        <w:rPr>
+          <w:sz w:val="20"/>
+          <w:szCs w:val="20"/>
+        </w:rPr>
         <w:t>Vixens #3 for average gains and gain to goal; #4 for general play turnovers</w:t>
       </w:r>
     </w:p>
@@ -82,17 +126,31 @@
           <w:ilvl w:val="1"/>
           <w:numId w:val="4"/>
         </w:numPr>
-      </w:pPr>
-      <w:r>
+        <w:rPr>
+          <w:sz w:val="20"/>
+          <w:szCs w:val="20"/>
+        </w:rPr>
+      </w:pPr>
+      <w:r>
+        <w:rPr>
+          <w:sz w:val="20"/>
+          <w:szCs w:val="20"/>
+        </w:rPr>
         <w:t>Mavericks #2 for gains and gain to goal, but 2</w:t>
       </w:r>
       <w:r>
         <w:rPr>
+          <w:sz w:val="20"/>
+          <w:szCs w:val="20"/>
           <w:vertAlign w:val="superscript"/>
         </w:rPr>
         <w:t>nd</w:t>
       </w:r>
       <w:r>
+        <w:rPr>
+          <w:sz w:val="20"/>
+          <w:szCs w:val="20"/>
+        </w:rPr>
         <w:t xml:space="preserve"> worst for general play turnovers</w:t>
       </w:r>
     </w:p>
@@ -103,8 +161,16 @@
           <w:ilvl w:val="1"/>
           <w:numId w:val="4"/>
         </w:numPr>
-      </w:pPr>
-      <w:r>
+        <w:rPr>
+          <w:sz w:val="20"/>
+          <w:szCs w:val="20"/>
+        </w:rPr>
+      </w:pPr>
+      <w:r>
+        <w:rPr>
+          <w:sz w:val="20"/>
+          <w:szCs w:val="20"/>
+        </w:rPr>
         <w:t>GIANTS, Swifts, Firebirds are other teams in bottom 4 for general play turnovers</w:t>
       </w:r>
     </w:p>
@@ -115,8 +181,16 @@
           <w:ilvl w:val="0"/>
           <w:numId w:val="4"/>
         </w:numPr>
-      </w:pPr>
-      <w:r>
+        <w:rPr>
+          <w:sz w:val="20"/>
+          <w:szCs w:val="20"/>
+        </w:rPr>
+      </w:pPr>
+      <w:r>
+        <w:rPr>
+          <w:sz w:val="20"/>
+          <w:szCs w:val="20"/>
+        </w:rPr>
         <w:t>Gains have been a good performance indicator for Vixens in recent years (i.e. high gains tends to equal wins)</w:t>
       </w:r>
     </w:p>
@@ -127,8 +201,16 @@
           <w:ilvl w:val="1"/>
           <w:numId w:val="4"/>
         </w:numPr>
-      </w:pPr>
-      <w:r>
+        <w:rPr>
+          <w:sz w:val="20"/>
+          <w:szCs w:val="20"/>
+        </w:rPr>
+      </w:pPr>
+      <w:r>
+        <w:rPr>
+          <w:sz w:val="20"/>
+          <w:szCs w:val="20"/>
+        </w:rPr>
         <w:t>7 gains in weekends loss to Lightning – lowest so far this season</w:t>
       </w:r>
     </w:p>
@@ -139,8 +221,16 @@
           <w:ilvl w:val="1"/>
           <w:numId w:val="4"/>
         </w:numPr>
-      </w:pPr>
-      <w:r>
+        <w:rPr>
+          <w:sz w:val="20"/>
+          <w:szCs w:val="20"/>
+        </w:rPr>
+      </w:pPr>
+      <w:r>
+        <w:rPr>
+          <w:sz w:val="20"/>
+          <w:szCs w:val="20"/>
+        </w:rPr>
         <w:t>Other game against Lightning earlier in the year had 9 gains (only other game with &lt; 10 gains)</w:t>
       </w:r>
     </w:p>
@@ -151,8 +241,16 @@
           <w:ilvl w:val="1"/>
           <w:numId w:val="4"/>
         </w:numPr>
-      </w:pPr>
-      <w:r>
+        <w:rPr>
+          <w:sz w:val="20"/>
+          <w:szCs w:val="20"/>
+        </w:rPr>
+      </w:pPr>
+      <w:r>
+        <w:rPr>
+          <w:sz w:val="20"/>
+          <w:szCs w:val="20"/>
+        </w:rPr>
         <w:t>High gain games against lower ladder teams (17 vs. GIANTS in Rd. 2, 18 vs. Firebirds in Rd. 9)</w:t>
       </w:r>
     </w:p>
@@ -163,8 +261,16 @@
           <w:ilvl w:val="0"/>
           <w:numId w:val="4"/>
         </w:numPr>
-      </w:pPr>
-      <w:r>
+        <w:rPr>
+          <w:sz w:val="20"/>
+          <w:szCs w:val="20"/>
+        </w:rPr>
+      </w:pPr>
+      <w:r>
+        <w:rPr>
+          <w:sz w:val="20"/>
+          <w:szCs w:val="20"/>
+        </w:rPr>
         <w:t>Team stats more broadly for Vixens this year relative to rest of competition</w:t>
       </w:r>
     </w:p>
@@ -175,20 +281,40 @@
           <w:ilvl w:val="1"/>
           <w:numId w:val="4"/>
         </w:numPr>
-      </w:pPr>
-      <w:r>
+        <w:rPr>
+          <w:sz w:val="20"/>
+          <w:szCs w:val="20"/>
+        </w:rPr>
+      </w:pPr>
+      <w:r>
+        <w:rPr>
+          <w:sz w:val="20"/>
+          <w:szCs w:val="20"/>
+        </w:rPr>
         <w:t xml:space="preserve">Sitting in the middle of the pack (e.g. #3 or #4) for </w:t>
       </w:r>
       <w:proofErr w:type="gramStart"/>
       <w:r>
+        <w:rPr>
+          <w:sz w:val="20"/>
+          <w:szCs w:val="20"/>
+        </w:rPr>
         <w:t>a number of</w:t>
       </w:r>
       <w:proofErr w:type="gramEnd"/>
       <w:r>
+        <w:rPr>
+          <w:sz w:val="20"/>
+          <w:szCs w:val="20"/>
+        </w:rPr>
         <w:t xml:space="preserve"> key stats – centre pass to goal %, gains per game, gains to goal, general play turnovers, average time to score, total </w:t>
       </w:r>
       <w:proofErr w:type="spellStart"/>
       <w:r>
+        <w:rPr>
+          <w:sz w:val="20"/>
+          <w:szCs w:val="20"/>
+        </w:rPr>
         <w:t>NetPoints</w:t>
       </w:r>
       <w:proofErr w:type="spellEnd"/>
@@ -200,8 +326,16 @@
           <w:ilvl w:val="1"/>
           <w:numId w:val="4"/>
         </w:numPr>
-      </w:pPr>
-      <w:r>
+        <w:rPr>
+          <w:sz w:val="20"/>
+          <w:szCs w:val="20"/>
+        </w:rPr>
+      </w:pPr>
+      <w:r>
+        <w:rPr>
+          <w:sz w:val="20"/>
+          <w:szCs w:val="20"/>
+        </w:rPr>
         <w:t>Perhaps indicative of doing most key things well across the board without standing out – solid overall game play leads to success?</w:t>
       </w:r>
     </w:p>
@@ -212,16 +346,32 @@
           <w:ilvl w:val="1"/>
           <w:numId w:val="4"/>
         </w:numPr>
-      </w:pPr>
-      <w:r>
+        <w:rPr>
+          <w:sz w:val="20"/>
+          <w:szCs w:val="20"/>
+        </w:rPr>
+      </w:pPr>
+      <w:r>
+        <w:rPr>
+          <w:sz w:val="20"/>
+          <w:szCs w:val="20"/>
+        </w:rPr>
         <w:t xml:space="preserve">Vixens #1 for goals from turnovers in 2026 – potentially indicative of punishing </w:t>
       </w:r>
       <w:proofErr w:type="gramStart"/>
       <w:r>
+        <w:rPr>
+          <w:sz w:val="20"/>
+          <w:szCs w:val="20"/>
+        </w:rPr>
         <w:t>teams</w:t>
       </w:r>
       <w:proofErr w:type="gramEnd"/>
       <w:r>
+        <w:rPr>
+          <w:sz w:val="20"/>
+          <w:szCs w:val="20"/>
+        </w:rPr>
         <w:t xml:space="preserve"> mistakes</w:t>
       </w:r>
     </w:p>
@@ -235,9 +385,15 @@
         <w:rPr>
           <w:b/>
           <w:bCs/>
-        </w:rPr>
-      </w:pPr>
-      <w:r>
+          <w:sz w:val="20"/>
+          <w:szCs w:val="20"/>
+        </w:rPr>
+      </w:pPr>
+      <w:r>
+        <w:rPr>
+          <w:sz w:val="20"/>
+          <w:szCs w:val="20"/>
+        </w:rPr>
         <w:t>Vixens #2 for average score per game</w:t>
       </w:r>
     </w:p>
@@ -246,29 +402,19 @@
         <w:rPr>
           <w:b/>
           <w:bCs/>
+          <w:sz w:val="20"/>
+          <w:szCs w:val="20"/>
+          <w:u w:val="single"/>
         </w:rPr>
       </w:pPr>
       <w:r>
         <w:rPr>
           <w:b/>
           <w:bCs/>
-        </w:rPr>
-        <w:br w:type="page"/>
-      </w:r>
-    </w:p>
-    <w:p>
-      <w:pPr>
-        <w:rPr>
-          <w:b/>
-          <w:bCs/>
-        </w:rPr>
-      </w:pPr>
-      <w:r>
-        <w:rPr>
-          <w:b/>
-          <w:bCs/>
-        </w:rPr>
-        <w:lastRenderedPageBreak/>
+          <w:sz w:val="20"/>
+          <w:szCs w:val="20"/>
+          <w:u w:val="single"/>
+        </w:rPr>
         <w:t>Super Shot Discussion</w:t>
       </w:r>
     </w:p>
@@ -279,8 +425,16 @@
           <w:ilvl w:val="0"/>
           <w:numId w:val="4"/>
         </w:numPr>
-      </w:pPr>
-      <w:r>
+        <w:rPr>
+          <w:sz w:val="20"/>
+          <w:szCs w:val="20"/>
+        </w:rPr>
+      </w:pPr>
+      <w:r>
+        <w:rPr>
+          <w:sz w:val="20"/>
+          <w:szCs w:val="20"/>
+        </w:rPr>
         <w:t>Our group at Deakin has done a series of studies on Super Shot strategy, and the general finding is that a heavy volume of Super Shots (i.e. shoot more of them) tends to be the favourable strategy</w:t>
       </w:r>
     </w:p>
@@ -291,8 +445,16 @@
           <w:ilvl w:val="1"/>
           <w:numId w:val="4"/>
         </w:numPr>
-      </w:pPr>
-      <w:r>
+        <w:rPr>
+          <w:sz w:val="20"/>
+          <w:szCs w:val="20"/>
+        </w:rPr>
+      </w:pPr>
+      <w:r>
+        <w:rPr>
+          <w:sz w:val="20"/>
+          <w:szCs w:val="20"/>
+        </w:rPr>
         <w:t>Essentially the risk of missing is outweighed by the gain of double the scoring</w:t>
       </w:r>
     </w:p>
@@ -303,8 +465,16 @@
           <w:ilvl w:val="0"/>
           <w:numId w:val="4"/>
         </w:numPr>
-      </w:pPr>
-      <w:r>
+        <w:rPr>
+          <w:sz w:val="20"/>
+          <w:szCs w:val="20"/>
+        </w:rPr>
+      </w:pPr>
+      <w:r>
+        <w:rPr>
+          <w:sz w:val="20"/>
+          <w:szCs w:val="20"/>
+        </w:rPr>
         <w:t>Different team strategies and match situations though might dictate this</w:t>
       </w:r>
     </w:p>
@@ -315,8 +485,16 @@
           <w:ilvl w:val="1"/>
           <w:numId w:val="4"/>
         </w:numPr>
-      </w:pPr>
-      <w:r>
+        <w:rPr>
+          <w:sz w:val="20"/>
+          <w:szCs w:val="20"/>
+        </w:rPr>
+      </w:pPr>
+      <w:r>
+        <w:rPr>
+          <w:sz w:val="20"/>
+          <w:szCs w:val="20"/>
+        </w:rPr>
         <w:t>e.g. GIANTS have most Super Shot attempts and sit bottom vs. Thunderbirds have least Super Shot attempts and sit top of the ladder (situational aspect of this – leading vs. trailing?)</w:t>
       </w:r>
     </w:p>
@@ -327,8 +505,16 @@
           <w:ilvl w:val="0"/>
           <w:numId w:val="4"/>
         </w:numPr>
-      </w:pPr>
-      <w:r>
+        <w:rPr>
+          <w:sz w:val="20"/>
+          <w:szCs w:val="20"/>
+        </w:rPr>
+      </w:pPr>
+      <w:r>
+        <w:rPr>
+          <w:sz w:val="20"/>
+          <w:szCs w:val="20"/>
+        </w:rPr>
         <w:t>Would be interested to know from Jo and Emily’s perspective if this feels like the strategy that teams are taking against defenders and how this has evolved over time?</w:t>
       </w:r>
     </w:p>
@@ -339,8 +525,16 @@
           <w:ilvl w:val="1"/>
           <w:numId w:val="4"/>
         </w:numPr>
-      </w:pPr>
-      <w:r>
+        <w:rPr>
+          <w:sz w:val="20"/>
+          <w:szCs w:val="20"/>
+        </w:rPr>
+      </w:pPr>
+      <w:r>
+        <w:rPr>
+          <w:sz w:val="20"/>
+          <w:szCs w:val="20"/>
+        </w:rPr>
         <w:t>Super Shot attempts steadily rose about 1 per year up to a peak of 11-12 per match (from both teams) in 2024 – but these have started to decline and are at their lowest this season (~7.75 per game from both teams)</w:t>
       </w:r>
     </w:p>
@@ -351,17 +545,31 @@
           <w:ilvl w:val="0"/>
           <w:numId w:val="4"/>
         </w:numPr>
-      </w:pPr>
-      <w:r>
+        <w:rPr>
+          <w:sz w:val="20"/>
+          <w:szCs w:val="20"/>
+        </w:rPr>
+      </w:pPr>
+      <w:r>
+        <w:rPr>
+          <w:sz w:val="20"/>
+          <w:szCs w:val="20"/>
+        </w:rPr>
         <w:t>This year Vixens are 3</w:t>
       </w:r>
       <w:r>
         <w:rPr>
+          <w:sz w:val="20"/>
+          <w:szCs w:val="20"/>
           <w:vertAlign w:val="superscript"/>
         </w:rPr>
         <w:t>rd</w:t>
       </w:r>
       <w:r>
+        <w:rPr>
+          <w:sz w:val="20"/>
+          <w:szCs w:val="20"/>
+        </w:rPr>
         <w:t xml:space="preserve"> lowest for average attempts from Super Shot range, but #2 for goals from Super Shot range</w:t>
       </w:r>
     </w:p>
@@ -372,8 +580,16 @@
           <w:ilvl w:val="1"/>
           <w:numId w:val="4"/>
         </w:numPr>
-      </w:pPr>
-      <w:r>
+        <w:rPr>
+          <w:sz w:val="20"/>
+          <w:szCs w:val="20"/>
+        </w:rPr>
+      </w:pPr>
+      <w:r>
+        <w:rPr>
+          <w:sz w:val="20"/>
+          <w:szCs w:val="20"/>
+        </w:rPr>
         <w:t>Indicates efficiency in Super Shots</w:t>
       </w:r>
     </w:p>
@@ -382,35 +598,23 @@
         <w:rPr>
           <w:b/>
           <w:bCs/>
+          <w:u w:val="single"/>
         </w:rPr>
       </w:pPr>
       <w:r>
         <w:rPr>
           <w:b/>
           <w:bCs/>
-        </w:rPr>
-        <w:br w:type="page"/>
-      </w:r>
-    </w:p>
-    <w:p>
-      <w:pPr>
+          <w:u w:val="single"/>
+        </w:rPr>
+        <w:lastRenderedPageBreak/>
+        <w:t xml:space="preserve">Weston vs. Mannix Super Netball </w:t>
+      </w:r>
+      <w:r>
         <w:rPr>
           <w:b/>
           <w:bCs/>
-        </w:rPr>
-      </w:pPr>
-      <w:r>
-        <w:rPr>
-          <w:b/>
-          <w:bCs/>
-        </w:rPr>
-        <w:lastRenderedPageBreak/>
-        <w:t xml:space="preserve">Weston vs. Mannix Super Netball </w:t>
-      </w:r>
-      <w:r>
-        <w:rPr>
-          <w:b/>
-          <w:bCs/>
+          <w:u w:val="single"/>
         </w:rPr>
         <w:t>Stats</w:t>
       </w:r>
@@ -603,13 +807,36 @@
               <w:spacing w:before="120" w:after="120"/>
             </w:pPr>
             <w:r>
-              <w:t>SSN career circle feeds</w:t>
+              <w:t xml:space="preserve">Highest </w:t>
+            </w:r>
+            <w:proofErr w:type="spellStart"/>
+            <w:r>
+              <w:t>NetPoints</w:t>
+            </w:r>
+            <w:proofErr w:type="spellEnd"/>
+            <w:r>
+              <w:t xml:space="preserve"> in single game</w:t>
             </w:r>
           </w:p>
         </w:tc>
         <w:tc>
           <w:tcPr>
             <w:tcW w:w="3402" w:type="dxa"/>
+            <w:vAlign w:val="center"/>
+          </w:tcPr>
+          <w:p>
+            <w:pPr>
+              <w:spacing w:before="120" w:after="120"/>
+              <w:jc w:val="center"/>
+            </w:pPr>
+            <w:r>
+              <w:t>95.5 (Rd. 2 2026 vs. GIANTS)</w:t>
+            </w:r>
+          </w:p>
+        </w:tc>
+        <w:tc>
+          <w:tcPr>
+            <w:tcW w:w="3378" w:type="dxa"/>
             <w:shd w:val="clear" w:color="auto" w:fill="D9F2D0" w:themeFill="accent6" w:themeFillTint="33"/>
             <w:vAlign w:val="center"/>
           </w:tcPr>
@@ -619,22 +846,17 @@
               <w:jc w:val="center"/>
             </w:pPr>
             <w:r>
-              <w:t>47</w:t>
-            </w:r>
-          </w:p>
-        </w:tc>
-        <w:tc>
-          <w:tcPr>
-            <w:tcW w:w="3378" w:type="dxa"/>
-            <w:vAlign w:val="center"/>
-          </w:tcPr>
-          <w:p>
-            <w:pPr>
-              <w:spacing w:before="120" w:after="120"/>
-              <w:jc w:val="center"/>
-            </w:pPr>
-            <w:r>
-              <w:t>2</w:t>
+              <w:t xml:space="preserve">136 (Rd. 7 2020 vs. </w:t>
+            </w:r>
+            <w:proofErr w:type="spellStart"/>
+            <w:proofErr w:type="gramStart"/>
+            <w:r>
+              <w:t>T.Birds</w:t>
+            </w:r>
+            <w:proofErr w:type="spellEnd"/>
+            <w:proofErr w:type="gramEnd"/>
+            <w:r>
+              <w:t>)</w:t>
             </w:r>
           </w:p>
         </w:tc>
@@ -654,27 +876,7 @@
               <w:ind w:left="341" w:hanging="283"/>
             </w:pPr>
             <w:r>
-              <w:t xml:space="preserve">Mannix </w:t>
-            </w:r>
-            <w:r>
-              <w:t>2 games with 1 feed</w:t>
-            </w:r>
-            <w:r>
-              <w:t xml:space="preserve"> (no goal assists)</w:t>
-            </w:r>
-          </w:p>
-          <w:p>
-            <w:pPr>
-              <w:pStyle w:val="ListParagraph"/>
-              <w:numPr>
-                <w:ilvl w:val="0"/>
-                <w:numId w:val="1"/>
-              </w:numPr>
-              <w:spacing w:before="120" w:after="120"/>
-              <w:ind w:left="341" w:hanging="283"/>
-            </w:pPr>
-            <w:r>
-              <w:t>Weston 35 games with feed</w:t>
+              <w:t>Mannix &gt; 100 4-times</w:t>
             </w:r>
           </w:p>
         </w:tc>
@@ -690,13 +892,7 @@
               <w:spacing w:before="120" w:after="120"/>
             </w:pPr>
             <w:r>
-              <w:t>Lower</w:t>
-            </w:r>
-            <w:r>
-              <w:t xml:space="preserve"> avg. </w:t>
-            </w:r>
-            <w:r>
-              <w:t>penalties per 60</w:t>
+              <w:t>Lower avg. penalties per 60</w:t>
             </w:r>
           </w:p>
         </w:tc>
@@ -754,7 +950,7 @@
               <w:spacing w:before="120" w:after="120"/>
             </w:pPr>
             <w:r>
-              <w:t>Most penalties in single game</w:t>
+              <w:t>Total career contact penalties</w:t>
             </w:r>
           </w:p>
         </w:tc>
@@ -769,7 +965,7 @@
               <w:jc w:val="center"/>
             </w:pPr>
             <w:r>
-              <w:t>25 (Rd. 9 2018 vs. Swifts)</w:t>
+              <w:t>1,400</w:t>
             </w:r>
           </w:p>
         </w:tc>
@@ -785,17 +981,7 @@
               <w:jc w:val="center"/>
             </w:pPr>
             <w:r>
-              <w:t xml:space="preserve">26 (Rd. 5 2017 </w:t>
-            </w:r>
-            <w:proofErr w:type="spellStart"/>
-            <w:proofErr w:type="gramStart"/>
-            <w:r>
-              <w:t>F.Birds</w:t>
-            </w:r>
-            <w:proofErr w:type="spellEnd"/>
-            <w:proofErr w:type="gramEnd"/>
-            <w:r>
-              <w:t>)</w:t>
+              <w:t>1,108</w:t>
             </w:r>
           </w:p>
         </w:tc>
@@ -815,21 +1001,7 @@
               <w:ind w:left="341" w:hanging="283"/>
             </w:pPr>
             <w:r>
-              <w:t>Neither ever had a game without a penalty</w:t>
-            </w:r>
-          </w:p>
-          <w:p>
-            <w:pPr>
-              <w:pStyle w:val="ListParagraph"/>
-              <w:numPr>
-                <w:ilvl w:val="0"/>
-                <w:numId w:val="2"/>
-              </w:numPr>
-              <w:spacing w:before="120" w:after="120"/>
-              <w:ind w:left="341" w:hanging="283"/>
-            </w:pPr>
-            <w:r>
-              <w:t>Weston never had &lt; 5 penalties in a game</w:t>
+              <w:t>Neither have had a game without a contact penalty</w:t>
             </w:r>
           </w:p>
         </w:tc>
@@ -845,15 +1017,7 @@
               <w:spacing w:before="120" w:after="120"/>
             </w:pPr>
             <w:r>
-              <w:t xml:space="preserve">Highest </w:t>
-            </w:r>
-            <w:proofErr w:type="spellStart"/>
-            <w:r>
-              <w:t>NetPoints</w:t>
-            </w:r>
-            <w:proofErr w:type="spellEnd"/>
-            <w:r>
-              <w:t xml:space="preserve"> in single game</w:t>
+              <w:t>Most penalties in single game</w:t>
             </w:r>
           </w:p>
         </w:tc>
@@ -868,7 +1032,7 @@
               <w:jc w:val="center"/>
             </w:pPr>
             <w:r>
-              <w:t>95.5 (Rd. 2 2026 vs. GIANTS)</w:t>
+              <w:t>25 (Rd. 9 2018 vs. Swifts)</w:t>
             </w:r>
           </w:p>
         </w:tc>
@@ -884,12 +1048,12 @@
               <w:jc w:val="center"/>
             </w:pPr>
             <w:r>
-              <w:t xml:space="preserve">136 (Rd. 7 2020 vs. </w:t>
+              <w:t xml:space="preserve">26 (Rd. 5 2017 </w:t>
             </w:r>
             <w:proofErr w:type="spellStart"/>
             <w:proofErr w:type="gramStart"/>
             <w:r>
-              <w:t>T.Birds</w:t>
+              <w:t>F.Birds</w:t>
             </w:r>
             <w:proofErr w:type="spellEnd"/>
             <w:proofErr w:type="gramEnd"/>
@@ -908,13 +1072,108 @@
               <w:pStyle w:val="ListParagraph"/>
               <w:numPr>
                 <w:ilvl w:val="0"/>
-                <w:numId w:val="3"/>
+                <w:numId w:val="2"/>
               </w:numPr>
               <w:spacing w:before="120" w:after="120"/>
               <w:ind w:left="341" w:hanging="283"/>
             </w:pPr>
             <w:r>
-              <w:t>Mannix &gt; 100 4-times</w:t>
+              <w:t>Neither ever had a game without a penalty</w:t>
+            </w:r>
+          </w:p>
+          <w:p>
+            <w:pPr>
+              <w:pStyle w:val="ListParagraph"/>
+              <w:numPr>
+                <w:ilvl w:val="0"/>
+                <w:numId w:val="2"/>
+              </w:numPr>
+              <w:spacing w:before="120" w:after="120"/>
+              <w:ind w:left="341" w:hanging="283"/>
+            </w:pPr>
+            <w:r>
+              <w:t>Weston never had &lt; 5 penalties in a game</w:t>
+            </w:r>
+          </w:p>
+        </w:tc>
+      </w:tr>
+      <w:tr>
+        <w:tc>
+          <w:tcPr>
+            <w:tcW w:w="3681" w:type="dxa"/>
+            <w:vAlign w:val="center"/>
+          </w:tcPr>
+          <w:p>
+            <w:pPr>
+              <w:spacing w:before="120" w:after="120"/>
+            </w:pPr>
+            <w:r>
+              <w:t>SSN career circle feeds</w:t>
+            </w:r>
+          </w:p>
+        </w:tc>
+        <w:tc>
+          <w:tcPr>
+            <w:tcW w:w="3402" w:type="dxa"/>
+            <w:shd w:val="clear" w:color="auto" w:fill="D9F2D0" w:themeFill="accent6" w:themeFillTint="33"/>
+            <w:vAlign w:val="center"/>
+          </w:tcPr>
+          <w:p>
+            <w:pPr>
+              <w:spacing w:before="120" w:after="120"/>
+              <w:jc w:val="center"/>
+            </w:pPr>
+            <w:r>
+              <w:t>47</w:t>
+            </w:r>
+          </w:p>
+        </w:tc>
+        <w:tc>
+          <w:tcPr>
+            <w:tcW w:w="3378" w:type="dxa"/>
+            <w:vAlign w:val="center"/>
+          </w:tcPr>
+          <w:p>
+            <w:pPr>
+              <w:spacing w:before="120" w:after="120"/>
+              <w:jc w:val="center"/>
+            </w:pPr>
+            <w:r>
+              <w:t>2</w:t>
+            </w:r>
+          </w:p>
+        </w:tc>
+        <w:tc>
+          <w:tcPr>
+            <w:tcW w:w="3487" w:type="dxa"/>
+            <w:vAlign w:val="center"/>
+          </w:tcPr>
+          <w:p>
+            <w:pPr>
+              <w:pStyle w:val="ListParagraph"/>
+              <w:numPr>
+                <w:ilvl w:val="0"/>
+                <w:numId w:val="1"/>
+              </w:numPr>
+              <w:spacing w:before="120" w:after="120"/>
+              <w:ind w:left="341" w:hanging="283"/>
+            </w:pPr>
+            <w:r>
+              <w:t>Mannix 2 games with 1 feed (no goal assists)</w:t>
+            </w:r>
+          </w:p>
+          <w:p>
+            <w:pPr>
+              <w:pStyle w:val="ListParagraph"/>
+              <w:numPr>
+                <w:ilvl w:val="0"/>
+                <w:numId w:val="2"/>
+              </w:numPr>
+              <w:spacing w:before="120" w:after="120"/>
+              <w:ind w:left="341" w:hanging="283"/>
+            </w:pPr>
+            <w:r>
+              <w:t>Weston 35 games with feed</w:t>
             </w:r>
           </w:p>
         </w:tc>
